--- a/proposals/TwinMaq-Technical-Proposal-Template.docx
+++ b/proposals/TwinMaq-Technical-Proposal-Template.docx
@@ -260,16 +260,7 @@
                 <w:sz w:val="16"/>
                 <w:szCs w:val="16"/>
               </w:rPr>
-              <w:t xml:space="preserve">ISO 9001 Certified  ·  KSA &amp; GCC  ·  </w:t>
-            </w:r>
-            <w:r>
-              <w:rPr>
-                <w:rFonts w:ascii="Calibri" w:eastAsia="Times New Roman" w:hAnsi="Calibri" w:cs="Calibri"/>
-                <w:color w:val="A0C0E0"/>
-                <w:sz w:val="16"/>
-                <w:szCs w:val="16"/>
-              </w:rPr>
-              <w:t>www.designzone.com.sa</w:t>
+              <w:t>ISO 9001 Certified  ·  KSA &amp; GCC  ·  www.designzone.com.sa</w:t>
             </w:r>
             <w:r>
               <w:rPr>
@@ -356,7 +347,7 @@
     <w:p>
       <w:pPr>
         <w:pStyle w:val="NormalWeb"/>
-        <w:spacing w:after="840"/>
+        <w:spacing w:after="80"/>
         <w:jc w:val="center"/>
         <w:rPr>
           <w:rFonts w:ascii="Calibri" w:hAnsi="Calibri" w:cs="Calibri"/>
@@ -455,7 +446,7 @@
     <w:p>
       <w:pPr>
         <w:pStyle w:val="NormalWeb"/>
-        <w:spacing w:after="720"/>
+        <w:spacing w:after="80"/>
         <w:jc w:val="center"/>
         <w:rPr>
           <w:rFonts w:ascii="Calibri" w:hAnsi="Calibri" w:cs="Calibri"/>
@@ -1259,6 +1250,7 @@
     <w:p>
       <w:pPr>
         <w:pStyle w:val="Heading1"/>
+        <w:keepNext w:val="0"/>
         <w:spacing w:before="100"/>
         <w:divId w:val="787939801"/>
         <w:rPr>
@@ -1371,7 +1363,7 @@
           </w:tcPr>
           <w:p>
             <w:pPr>
-              <w:spacing w:after="240"/>
+              <w:spacing w:after="40"/>
               <w:jc w:val="center"/>
               <w:rPr>
                 <w:rFonts w:ascii="Calibri" w:eastAsia="Times New Roman" w:hAnsi="Calibri" w:cs="Calibri"/>
@@ -1385,6 +1377,7 @@
                 <w:rStyle w:val="sv2"/>
                 <w:rFonts w:ascii="Calibri" w:eastAsia="Times New Roman" w:hAnsi="Calibri" w:cs="Calibri"/>
                 <w:color w:val="FFFFFF"/>
+                <w:specVanish w:val="0"/>
               </w:rPr>
               <w:t>10+</w:t>
             </w:r>
@@ -1393,6 +1386,7 @@
                 <w:rStyle w:val="sl2"/>
                 <w:rFonts w:ascii="Calibri" w:eastAsia="Times New Roman" w:hAnsi="Calibri" w:cs="Calibri"/>
                 <w:color w:val="FFFFFF"/>
+                <w:specVanish w:val="0"/>
               </w:rPr>
               <w:t>YEARS OF EXPERIENCE</w:t>
             </w:r>
@@ -1419,7 +1413,7 @@
           </w:tcPr>
           <w:p>
             <w:pPr>
-              <w:spacing w:after="240"/>
+              <w:spacing w:after="40"/>
               <w:jc w:val="center"/>
               <w:rPr>
                 <w:rFonts w:ascii="Calibri" w:eastAsia="Times New Roman" w:hAnsi="Calibri" w:cs="Calibri"/>
@@ -1451,7 +1445,7 @@
           </w:tcPr>
           <w:p>
             <w:pPr>
-              <w:spacing w:after="240"/>
+              <w:spacing w:after="40"/>
               <w:jc w:val="center"/>
               <w:rPr>
                 <w:rFonts w:ascii="Calibri" w:eastAsia="Times New Roman" w:hAnsi="Calibri" w:cs="Calibri"/>
@@ -1465,6 +1459,7 @@
                 <w:rStyle w:val="sv2"/>
                 <w:rFonts w:ascii="Calibri" w:eastAsia="Times New Roman" w:hAnsi="Calibri" w:cs="Calibri"/>
                 <w:color w:val="FFFFFF"/>
+                <w:specVanish w:val="0"/>
               </w:rPr>
               <w:t>200+</w:t>
             </w:r>
@@ -1473,6 +1468,7 @@
                 <w:rStyle w:val="sl2"/>
                 <w:rFonts w:ascii="Calibri" w:eastAsia="Times New Roman" w:hAnsi="Calibri" w:cs="Calibri"/>
                 <w:color w:val="FFFFFF"/>
+                <w:specVanish w:val="0"/>
               </w:rPr>
               <w:t>PROJECTS DELIVERED</w:t>
             </w:r>
@@ -1499,7 +1495,7 @@
           </w:tcPr>
           <w:p>
             <w:pPr>
-              <w:spacing w:after="240"/>
+              <w:spacing w:after="40"/>
               <w:jc w:val="center"/>
               <w:rPr>
                 <w:rFonts w:ascii="Calibri" w:eastAsia="Times New Roman" w:hAnsi="Calibri" w:cs="Calibri"/>
@@ -1531,7 +1527,7 @@
           </w:tcPr>
           <w:p>
             <w:pPr>
-              <w:spacing w:after="240"/>
+              <w:spacing w:after="40"/>
               <w:jc w:val="center"/>
               <w:rPr>
                 <w:rFonts w:ascii="Calibri" w:eastAsia="Times New Roman" w:hAnsi="Calibri" w:cs="Calibri"/>
@@ -1545,6 +1541,7 @@
                 <w:rStyle w:val="sv2"/>
                 <w:rFonts w:ascii="Calibri" w:eastAsia="Times New Roman" w:hAnsi="Calibri" w:cs="Calibri"/>
                 <w:color w:val="FFFFFF"/>
+                <w:specVanish w:val="0"/>
               </w:rPr>
               <w:t>ISO 9001</w:t>
             </w:r>
@@ -1553,6 +1550,7 @@
                 <w:rStyle w:val="sl2"/>
                 <w:rFonts w:ascii="Calibri" w:eastAsia="Times New Roman" w:hAnsi="Calibri" w:cs="Calibri"/>
                 <w:color w:val="FFFFFF"/>
+                <w:specVanish w:val="0"/>
               </w:rPr>
               <w:t>CERTIFIED QUALITY</w:t>
             </w:r>
@@ -1579,7 +1577,7 @@
           </w:tcPr>
           <w:p>
             <w:pPr>
-              <w:spacing w:after="240"/>
+              <w:spacing w:after="40"/>
               <w:jc w:val="center"/>
               <w:rPr>
                 <w:rFonts w:ascii="Calibri" w:eastAsia="Times New Roman" w:hAnsi="Calibri" w:cs="Calibri"/>
@@ -1611,7 +1609,7 @@
           </w:tcPr>
           <w:p>
             <w:pPr>
-              <w:spacing w:after="240"/>
+              <w:spacing w:after="40"/>
               <w:jc w:val="center"/>
               <w:rPr>
                 <w:rFonts w:ascii="Calibri" w:eastAsia="Times New Roman" w:hAnsi="Calibri" w:cs="Calibri"/>
@@ -1625,6 +1623,7 @@
                 <w:rStyle w:val="sv2"/>
                 <w:rFonts w:ascii="Calibri" w:eastAsia="Times New Roman" w:hAnsi="Calibri" w:cs="Calibri"/>
                 <w:color w:val="FFFFFF"/>
+                <w:specVanish w:val="0"/>
               </w:rPr>
               <w:t>KSA &amp; GCC</w:t>
             </w:r>
@@ -1633,6 +1632,7 @@
                 <w:rStyle w:val="sl2"/>
                 <w:rFonts w:ascii="Calibri" w:eastAsia="Times New Roman" w:hAnsi="Calibri" w:cs="Calibri"/>
                 <w:color w:val="FFFFFF"/>
+                <w:specVanish w:val="0"/>
               </w:rPr>
               <w:t>MARKET COVERAGE</w:t>
             </w:r>
@@ -1643,6 +1643,8 @@
     <w:p>
       <w:pPr>
         <w:pStyle w:val="Heading2"/>
+        <w:keepNext w:val="0"/>
+        <w:spacing w:before="80"/>
         <w:divId w:val="573704768"/>
         <w:rPr>
           <w:rFonts w:ascii="Calibri" w:eastAsia="Times New Roman" w:hAnsi="Calibri" w:cs="Calibri"/>
@@ -2415,6 +2417,8 @@
     <w:p>
       <w:pPr>
         <w:pStyle w:val="Heading2"/>
+        <w:keepNext w:val="0"/>
+        <w:spacing w:before="80"/>
         <w:divId w:val="1264724779"/>
         <w:rPr>
           <w:rFonts w:ascii="Calibri" w:eastAsia="Times New Roman" w:hAnsi="Calibri" w:cs="Calibri"/>
@@ -2560,16 +2564,7 @@
           <w:sz w:val="20"/>
           <w:szCs w:val="20"/>
         </w:rPr>
-        <w:t xml:space="preserve"> </w:t>
-      </w:r>
-      <w:r>
-        <w:rPr>
-          <w:rFonts w:ascii="Calibri" w:eastAsia="Times New Roman" w:hAnsi="Calibri" w:cs="Calibri"/>
-          <w:color w:val="1A1A1A"/>
-          <w:sz w:val="20"/>
-          <w:szCs w:val="20"/>
-        </w:rPr>
-        <w:t>From raw CAD files to a live, hosted platform — Design Zone manages the entire pipeline with a single point of accountability.</w:t>
+        <w:t xml:space="preserve"> From raw CAD files to a live, hosted platform — Design Zone manages the entire pipeline with a single point of accountability.</w:t>
       </w:r>
     </w:p>
     <w:p>
@@ -2609,6 +2604,7 @@
     <w:p>
       <w:pPr>
         <w:pStyle w:val="Heading1"/>
+        <w:keepNext w:val="0"/>
         <w:divId w:val="721057004"/>
         <w:rPr>
           <w:rFonts w:ascii="Calibri" w:eastAsia="Times New Roman" w:hAnsi="Calibri" w:cs="Calibri"/>
@@ -2834,8 +2830,29 @@
           <w:sz w:val="20"/>
           <w:szCs w:val="20"/>
         </w:rPr>
-        <w:t xml:space="preserve">3.4   360° </w:t>
-      </w:r>
+        <w:t>3.4   360° Panoramic Views</w:t>
+      </w:r>
+      <w:r>
+        <w:rPr>
+          <w:rStyle w:val="tp3"/>
+          <w:rFonts w:ascii="Calibri" w:eastAsia="Times New Roman" w:hAnsi="Calibri" w:cs="Calibri"/>
+          <w:color w:val="1A1A1A"/>
+          <w:sz w:val="20"/>
+          <w:szCs w:val="20"/>
+        </w:rPr>
+        <w:t>6</w:t>
+      </w:r>
+    </w:p>
+    <w:p>
+      <w:pPr>
+        <w:divId w:val="2076972929"/>
+        <w:rPr>
+          <w:rFonts w:ascii="Calibri" w:eastAsia="Times New Roman" w:hAnsi="Calibri" w:cs="Calibri"/>
+          <w:color w:val="1A1A1A"/>
+          <w:sz w:val="20"/>
+          <w:szCs w:val="20"/>
+        </w:rPr>
+      </w:pPr>
       <w:r>
         <w:rPr>
           <w:rStyle w:val="tt3"/>
@@ -2844,7 +2861,7 @@
           <w:sz w:val="20"/>
           <w:szCs w:val="20"/>
         </w:rPr>
-        <w:t>Panoramic Views</w:t>
+        <w:t>3.5   Amenities &amp; Facilities Visualisation</w:t>
       </w:r>
       <w:r>
         <w:rPr>
@@ -2859,7 +2876,7 @@
     </w:p>
     <w:p>
       <w:pPr>
-        <w:divId w:val="2076972929"/>
+        <w:divId w:val="1120102188"/>
         <w:rPr>
           <w:rFonts w:ascii="Calibri" w:eastAsia="Times New Roman" w:hAnsi="Calibri" w:cs="Calibri"/>
           <w:color w:val="1A1A1A"/>
@@ -2875,7 +2892,7 @@
           <w:sz w:val="20"/>
           <w:szCs w:val="20"/>
         </w:rPr>
-        <w:t>3.5   Amenities &amp; Facilities Visualisation</w:t>
+        <w:t>3.6   Surrounding Context &amp; Location Intelligence</w:t>
       </w:r>
       <w:r>
         <w:rPr>
@@ -2885,12 +2902,12 @@
           <w:sz w:val="20"/>
           <w:szCs w:val="20"/>
         </w:rPr>
-        <w:t>6</w:t>
-      </w:r>
-    </w:p>
-    <w:p>
-      <w:pPr>
-        <w:divId w:val="1120102188"/>
+        <w:t>7</w:t>
+      </w:r>
+    </w:p>
+    <w:p>
+      <w:pPr>
+        <w:divId w:val="586039581"/>
         <w:rPr>
           <w:rFonts w:ascii="Calibri" w:eastAsia="Times New Roman" w:hAnsi="Calibri" w:cs="Calibri"/>
           <w:color w:val="1A1A1A"/>
@@ -2906,7 +2923,7 @@
           <w:sz w:val="20"/>
           <w:szCs w:val="20"/>
         </w:rPr>
-        <w:t>3.6   Surrounding Context &amp; Location Intelligence</w:t>
+        <w:t>3.7   3D Marketing Video Generation</w:t>
       </w:r>
       <w:r>
         <w:rPr>
@@ -2921,7 +2938,7 @@
     </w:p>
     <w:p>
       <w:pPr>
-        <w:divId w:val="586039581"/>
+        <w:divId w:val="71634339"/>
         <w:rPr>
           <w:rFonts w:ascii="Calibri" w:eastAsia="Times New Roman" w:hAnsi="Calibri" w:cs="Calibri"/>
           <w:color w:val="1A1A1A"/>
@@ -2937,7 +2954,7 @@
           <w:sz w:val="20"/>
           <w:szCs w:val="20"/>
         </w:rPr>
-        <w:t>3.7   3D Marketing Video Generation</w:t>
+        <w:t>3.8   AutoCAD 2D Layout Generation</w:t>
       </w:r>
       <w:r>
         <w:rPr>
@@ -2952,7 +2969,7 @@
     </w:p>
     <w:p>
       <w:pPr>
-        <w:divId w:val="71634339"/>
+        <w:divId w:val="1029405446"/>
         <w:rPr>
           <w:rFonts w:ascii="Calibri" w:eastAsia="Times New Roman" w:hAnsi="Calibri" w:cs="Calibri"/>
           <w:color w:val="1A1A1A"/>
@@ -2968,7 +2985,7 @@
           <w:sz w:val="20"/>
           <w:szCs w:val="20"/>
         </w:rPr>
-        <w:t>3.8   AutoCAD 2D Layout Generation</w:t>
+        <w:t>3.9   Multilingual Interface &amp; Day / Night Mode</w:t>
       </w:r>
       <w:r>
         <w:rPr>
@@ -2978,12 +2995,12 @@
           <w:sz w:val="20"/>
           <w:szCs w:val="20"/>
         </w:rPr>
-        <w:t>7</w:t>
-      </w:r>
-    </w:p>
-    <w:p>
-      <w:pPr>
-        <w:divId w:val="1029405446"/>
+        <w:t>8</w:t>
+      </w:r>
+    </w:p>
+    <w:p>
+      <w:pPr>
+        <w:divId w:val="930309760"/>
         <w:rPr>
           <w:rFonts w:ascii="Calibri" w:eastAsia="Times New Roman" w:hAnsi="Calibri" w:cs="Calibri"/>
           <w:color w:val="1A1A1A"/>
@@ -2999,7 +3016,7 @@
           <w:sz w:val="20"/>
           <w:szCs w:val="20"/>
         </w:rPr>
-        <w:t>3.9   Multilingual Interface &amp; Day / Night Mode</w:t>
+        <w:t>3.10 Materials &amp; Finishes Selector</w:t>
       </w:r>
       <w:r>
         <w:rPr>
@@ -3014,7 +3031,7 @@
     </w:p>
     <w:p>
       <w:pPr>
-        <w:divId w:val="930309760"/>
+        <w:divId w:val="1818691575"/>
         <w:rPr>
           <w:rFonts w:ascii="Calibri" w:eastAsia="Times New Roman" w:hAnsi="Calibri" w:cs="Calibri"/>
           <w:color w:val="1A1A1A"/>
@@ -3030,7 +3047,7 @@
           <w:sz w:val="20"/>
           <w:szCs w:val="20"/>
         </w:rPr>
-        <w:t>3.10 Materials &amp; Finishes Selector</w:t>
+        <w:t>3.11 Lead Capture &amp; Buyer Engagement</w:t>
       </w:r>
       <w:r>
         <w:rPr>
@@ -3045,7 +3062,7 @@
     </w:p>
     <w:p>
       <w:pPr>
-        <w:divId w:val="1818691575"/>
+        <w:divId w:val="654723070"/>
         <w:rPr>
           <w:rFonts w:ascii="Calibri" w:eastAsia="Times New Roman" w:hAnsi="Calibri" w:cs="Calibri"/>
           <w:color w:val="1A1A1A"/>
@@ -3061,7 +3078,7 @@
           <w:sz w:val="20"/>
           <w:szCs w:val="20"/>
         </w:rPr>
-        <w:t>3.11 Lead Capture &amp; Buyer Engagement</w:t>
+        <w:t>3.12 Admin Dashboard &amp; Platform Management</w:t>
       </w:r>
       <w:r>
         <w:rPr>
@@ -3071,12 +3088,12 @@
           <w:sz w:val="20"/>
           <w:szCs w:val="20"/>
         </w:rPr>
-        <w:t>8</w:t>
-      </w:r>
-    </w:p>
-    <w:p>
-      <w:pPr>
-        <w:divId w:val="654723070"/>
+        <w:t>9</w:t>
+      </w:r>
+    </w:p>
+    <w:p>
+      <w:pPr>
+        <w:divId w:val="2092237398"/>
         <w:rPr>
           <w:rFonts w:ascii="Calibri" w:eastAsia="Times New Roman" w:hAnsi="Calibri" w:cs="Calibri"/>
           <w:color w:val="1A1A1A"/>
@@ -3092,7 +3109,7 @@
           <w:sz w:val="20"/>
           <w:szCs w:val="20"/>
         </w:rPr>
-        <w:t>3.12 Admin Dashboard &amp; Platform Management</w:t>
+        <w:t>04    Client Inputs Required</w:t>
       </w:r>
       <w:r>
         <w:rPr>
@@ -3102,12 +3119,12 @@
           <w:sz w:val="20"/>
           <w:szCs w:val="20"/>
         </w:rPr>
-        <w:t>9</w:t>
-      </w:r>
-    </w:p>
-    <w:p>
-      <w:pPr>
-        <w:divId w:val="2092237398"/>
+        <w:t>10</w:t>
+      </w:r>
+    </w:p>
+    <w:p>
+      <w:pPr>
+        <w:divId w:val="724449298"/>
         <w:rPr>
           <w:rFonts w:ascii="Calibri" w:eastAsia="Times New Roman" w:hAnsi="Calibri" w:cs="Calibri"/>
           <w:color w:val="1A1A1A"/>
@@ -3123,7 +3140,7 @@
           <w:sz w:val="20"/>
           <w:szCs w:val="20"/>
         </w:rPr>
-        <w:t>04    Client Inputs Required</w:t>
+        <w:t>05    Project Phases &amp; Delivery Timeline</w:t>
       </w:r>
       <w:r>
         <w:rPr>
@@ -3133,43 +3150,11 @@
           <w:sz w:val="20"/>
           <w:szCs w:val="20"/>
         </w:rPr>
-        <w:t>10</w:t>
-      </w:r>
-    </w:p>
-    <w:p>
-      <w:pPr>
-        <w:divId w:val="724449298"/>
-        <w:rPr>
-          <w:rFonts w:ascii="Calibri" w:eastAsia="Times New Roman" w:hAnsi="Calibri" w:cs="Calibri"/>
-          <w:color w:val="1A1A1A"/>
-          <w:sz w:val="20"/>
-          <w:szCs w:val="20"/>
-        </w:rPr>
-      </w:pPr>
-      <w:r>
-        <w:rPr>
-          <w:rStyle w:val="tt3"/>
-          <w:rFonts w:ascii="Calibri" w:eastAsia="Times New Roman" w:hAnsi="Calibri" w:cs="Calibri"/>
-          <w:color w:val="1A1A1A"/>
-          <w:sz w:val="20"/>
-          <w:szCs w:val="20"/>
-        </w:rPr>
-        <w:t>05    Project Phases &amp; Delivery Timeline</w:t>
-      </w:r>
-      <w:r>
-        <w:rPr>
-          <w:rStyle w:val="tp3"/>
-          <w:rFonts w:ascii="Calibri" w:eastAsia="Times New Roman" w:hAnsi="Calibri" w:cs="Calibri"/>
-          <w:color w:val="1A1A1A"/>
-          <w:sz w:val="20"/>
-          <w:szCs w:val="20"/>
-        </w:rPr>
         <w:t>12</w:t>
       </w:r>
     </w:p>
     <w:p>
       <w:pPr>
-        <w:pageBreakBefore/>
         <w:shd w:val="clear" w:color="auto" w:fill="1A3A5C"/>
         <w:divId w:val="1032068852"/>
         <w:rPr>
@@ -3192,13 +3177,14 @@
           <w:sz w:val="20"/>
           <w:szCs w:val="20"/>
         </w:rPr>
+        <w:lastRenderedPageBreak/>
         <w:t>02</w:t>
       </w:r>
     </w:p>
     <w:p>
       <w:pPr>
         <w:pStyle w:val="Heading1"/>
-        <w:pageBreakBefore/>
+        <w:keepNext w:val="0"/>
         <w:spacing w:before="100"/>
         <w:divId w:val="270284643"/>
         <w:rPr>
@@ -3211,13 +3197,13 @@
           <w:rFonts w:ascii="Calibri" w:eastAsia="Times New Roman" w:hAnsi="Calibri" w:cs="Calibri"/>
           <w:kern w:val="36"/>
         </w:rPr>
+        <w:lastRenderedPageBreak/>
         <w:t>Executive Overview</w:t>
       </w:r>
     </w:p>
     <w:p>
       <w:pPr>
         <w:pStyle w:val="NormalWeb"/>
-        <w:pageBreakBefore/>
         <w:divId w:val="1975213596"/>
         <w:rPr>
           <w:rFonts w:ascii="Calibri" w:hAnsi="Calibri" w:cs="Calibri"/>
@@ -3233,13 +3219,13 @@
           <w:sz w:val="20"/>
           <w:szCs w:val="20"/>
         </w:rPr>
+        <w:lastRenderedPageBreak/>
         <w:t>TwinMaq is a web-based interactive 3D visualisation platform purpose-built for real estate developers and investment professionals. The platform enables developers to present entire real estate projects in a fully immersive, browser-accessible digital environment — without requiring any plugin, download, or specialised hardware from the end user.</w:t>
       </w:r>
     </w:p>
     <w:p>
       <w:pPr>
         <w:pStyle w:val="NormalWeb"/>
-        <w:pageBreakBefore/>
         <w:divId w:val="1975213596"/>
         <w:rPr>
           <w:rFonts w:ascii="Calibri" w:hAnsi="Calibri" w:cs="Calibri"/>
@@ -3255,13 +3241,13 @@
           <w:sz w:val="20"/>
           <w:szCs w:val="20"/>
         </w:rPr>
+        <w:lastRenderedPageBreak/>
         <w:t>The platform transforms traditional flat project brochures and static renders into living, navigable digital experiences. Prospective buyers and investors can explore a full development — from the surrounding neighbourhood and building exterior down to individual unit layouts, material finishes, and amenity spaces — all from a single, branded web link.</w:t>
       </w:r>
     </w:p>
     <w:p>
       <w:pPr>
         <w:pStyle w:val="NormalWeb"/>
-        <w:pageBreakBefore/>
         <w:divId w:val="1975213596"/>
         <w:rPr>
           <w:rFonts w:ascii="Calibri" w:hAnsi="Calibri" w:cs="Calibri"/>
@@ -3277,13 +3263,15 @@
           <w:sz w:val="20"/>
           <w:szCs w:val="20"/>
         </w:rPr>
+        <w:lastRenderedPageBreak/>
         <w:t>TwinMaq is designed to accelerate the sales cycle, strengthen investor confidence, and reduce the need for costly physical showrooms. It supports Arabic and English natively, adapts to all screen sizes and devices, and delivers a consistent, high-quality experience whether accessed on a smartphone, tablet, laptop, or large-format touchscreen in a sales centre.</w:t>
       </w:r>
     </w:p>
     <w:p>
       <w:pPr>
         <w:pStyle w:val="Heading2"/>
-        <w:pageBreakBefore/>
+        <w:keepNext w:val="0"/>
+        <w:spacing w:before="80"/>
         <w:divId w:val="240792180"/>
         <w:rPr>
           <w:rFonts w:ascii="Calibri" w:eastAsia="Times New Roman" w:hAnsi="Calibri" w:cs="Calibri"/>
@@ -3293,13 +3281,13 @@
         <w:rPr>
           <w:rFonts w:ascii="Calibri" w:eastAsia="Times New Roman" w:hAnsi="Calibri" w:cs="Calibri"/>
         </w:rPr>
+        <w:lastRenderedPageBreak/>
         <w:t>The Problem TwinMaq Solves</w:t>
       </w:r>
     </w:p>
     <w:p>
       <w:pPr>
         <w:pStyle w:val="NormalWeb"/>
-        <w:pageBreakBefore/>
         <w:divId w:val="240792180"/>
         <w:rPr>
           <w:rFonts w:ascii="Calibri" w:hAnsi="Calibri" w:cs="Calibri"/>
@@ -3315,22 +3303,15 @@
           <w:sz w:val="20"/>
           <w:szCs w:val="20"/>
         </w:rPr>
-        <w:t>In the Saudi real estate market, developers invest millions in construction but present projects to buyers through static renders and printed floor plans. Buyers are expected to make major financial commitments based on two-dimensional images. The result is hesitation, prolonged decision cycles, and heavy dependence on sales agents to bridge the imagination gap. TwinMaq eliminates this gap entirely — giving every buyer the ability to explore the project as if physically inside it, from any device, at any ti</w:t>
-      </w:r>
-      <w:r>
-        <w:rPr>
-          <w:rFonts w:ascii="Calibri" w:hAnsi="Calibri" w:cs="Calibri"/>
-          <w:color w:val="1A1A1A"/>
-          <w:sz w:val="20"/>
-          <w:szCs w:val="20"/>
-        </w:rPr>
-        <w:t>me.</w:t>
+        <w:lastRenderedPageBreak/>
+        <w:t>In the Saudi real estate market, developers invest millions in construction but present projects to buyers through static renders and printed floor plans. Buyers are expected to make major financial commitments based on two-dimensional images. The result is hesitation, prolonged decision cycles, and heavy dependence on sales agents to bridge the imagination gap. TwinMaq eliminates this gap entirely — giving every buyer the ability to explore the project as if physically inside it, from any device, at any time.</w:t>
       </w:r>
     </w:p>
     <w:p>
       <w:pPr>
         <w:pStyle w:val="Heading2"/>
-        <w:pageBreakBefore/>
+        <w:keepNext w:val="0"/>
+        <w:spacing w:before="80"/>
         <w:divId w:val="733509690"/>
         <w:rPr>
           <w:rFonts w:ascii="Calibri" w:eastAsia="Times New Roman" w:hAnsi="Calibri" w:cs="Calibri"/>
@@ -3340,6 +3321,7 @@
         <w:rPr>
           <w:rFonts w:ascii="Calibri" w:eastAsia="Times New Roman" w:hAnsi="Calibri" w:cs="Calibri"/>
         </w:rPr>
+        <w:lastRenderedPageBreak/>
         <w:t>Platform Overview</w:t>
       </w:r>
     </w:p>
@@ -4183,7 +4165,6 @@
     </w:tbl>
     <w:p>
       <w:pPr>
-        <w:pageBreakBefore/>
         <w:shd w:val="clear" w:color="auto" w:fill="EEF3F9"/>
         <w:divId w:val="1899705962"/>
         <w:rPr>
@@ -4200,6 +4181,7 @@
           <w:sz w:val="19"/>
           <w:szCs w:val="19"/>
         </w:rPr>
+        <w:lastRenderedPageBreak/>
         <w:t>Key Outcome:</w:t>
       </w:r>
       <w:r>
@@ -4214,7 +4196,6 @@
     </w:p>
     <w:p>
       <w:pPr>
-        <w:pageBreakBefore/>
         <w:shd w:val="clear" w:color="auto" w:fill="1A3A5C"/>
         <w:divId w:val="2023235306"/>
         <w:rPr>
@@ -4237,13 +4218,14 @@
           <w:sz w:val="20"/>
           <w:szCs w:val="20"/>
         </w:rPr>
+        <w:lastRenderedPageBreak/>
         <w:t>03</w:t>
       </w:r>
     </w:p>
     <w:p>
       <w:pPr>
         <w:pStyle w:val="Heading1"/>
-        <w:pageBreakBefore/>
+        <w:keepNext w:val="0"/>
         <w:spacing w:before="100"/>
         <w:divId w:val="1632587136"/>
         <w:rPr>
@@ -4256,13 +4238,13 @@
           <w:rFonts w:ascii="Calibri" w:eastAsia="Times New Roman" w:hAnsi="Calibri" w:cs="Calibri"/>
           <w:kern w:val="36"/>
         </w:rPr>
+        <w:lastRenderedPageBreak/>
         <w:t>Platform Features</w:t>
       </w:r>
     </w:p>
     <w:p>
       <w:pPr>
         <w:pStyle w:val="NormalWeb"/>
-        <w:pageBreakBefore/>
         <w:divId w:val="1632587136"/>
         <w:rPr>
           <w:rFonts w:ascii="Calibri" w:hAnsi="Calibri" w:cs="Calibri"/>
@@ -4284,7 +4266,8 @@
     <w:p>
       <w:pPr>
         <w:pStyle w:val="Heading2"/>
-        <w:pageBreakBefore/>
+        <w:keepNext w:val="0"/>
+        <w:spacing w:before="80"/>
         <w:divId w:val="308942664"/>
         <w:rPr>
           <w:rFonts w:ascii="Calibri" w:eastAsia="Times New Roman" w:hAnsi="Calibri" w:cs="Calibri"/>
@@ -4300,7 +4283,6 @@
     <w:p>
       <w:pPr>
         <w:pStyle w:val="NormalWeb"/>
-        <w:pageBreakBefore/>
         <w:divId w:val="308942664"/>
         <w:rPr>
           <w:rFonts w:ascii="Calibri" w:hAnsi="Calibri" w:cs="Calibri"/>
@@ -4322,7 +4304,6 @@
     <w:p>
       <w:pPr>
         <w:pStyle w:val="NormalWeb"/>
-        <w:pageBreakBefore/>
         <w:divId w:val="308942664"/>
         <w:rPr>
           <w:rFonts w:ascii="Calibri" w:hAnsi="Calibri" w:cs="Calibri"/>
@@ -4344,7 +4325,8 @@
     <w:p>
       <w:pPr>
         <w:pStyle w:val="Heading2"/>
-        <w:pageBreakBefore/>
+        <w:keepNext w:val="0"/>
+        <w:spacing w:before="80"/>
         <w:divId w:val="652413473"/>
         <w:rPr>
           <w:rFonts w:ascii="Calibri" w:eastAsia="Times New Roman" w:hAnsi="Calibri" w:cs="Calibri"/>
@@ -4360,7 +4342,6 @@
     <w:p>
       <w:pPr>
         <w:pStyle w:val="NormalWeb"/>
-        <w:pageBreakBefore/>
         <w:divId w:val="652413473"/>
         <w:rPr>
           <w:rFonts w:ascii="Calibri" w:hAnsi="Calibri" w:cs="Calibri"/>
@@ -4376,39 +4357,68 @@
           <w:sz w:val="20"/>
           <w:szCs w:val="20"/>
         </w:rPr>
-        <w:t>Once a buyer enters a specific unit, TwinMaq provides a fully rendered three-dimensional interior environment displaying realistic room layouts, accurate spatial proportions, ceiling heights, and finishing materials — flooring textures, wall treatments, cabinetry, bathroom fixtures, and door systems — crafted to photorealistic standard. Navigation is intuitive: pre-set 360° clickable waypoints guide the buyer from room to room — entrance, living area, dining, kitchen, master bedroom, secondary bedrooms, bat</w:t>
-      </w:r>
-      <w:r>
+        <w:t>Once a buyer enters a specific unit, TwinMaq provides a fully rendered three-dimensional interior environment displaying realistic room layouts, accurate spatial proportions, ceiling heights, and finishing materials — flooring textures, wall treatments, cabinetry, bathroom fixtures, and door systems — crafted to photorealistic standard. Navigation is intuitive: pre-set 360° clickable waypoints guide the buyer from room to room — entrance, living area, dining, kitchen, master bedroom, secondary bedrooms, bathrooms, and balcony. Day/night lighting toggles from within the unit at any point.</w:t>
+      </w:r>
+    </w:p>
+    <w:p>
+      <w:pPr>
+        <w:pStyle w:val="Heading2"/>
+        <w:keepNext w:val="0"/>
+        <w:spacing w:before="80"/>
+        <w:divId w:val="452747980"/>
+        <w:rPr>
+          <w:rFonts w:ascii="Calibri" w:eastAsia="Times New Roman" w:hAnsi="Calibri" w:cs="Calibri"/>
+        </w:rPr>
+      </w:pPr>
+      <w:r>
+        <w:rPr>
+          <w:rFonts w:ascii="Calibri" w:eastAsia="Times New Roman" w:hAnsi="Calibri" w:cs="Calibri"/>
+        </w:rPr>
+        <w:t>3.3 — Unit Comparison Engine</w:t>
+      </w:r>
+    </w:p>
+    <w:p>
+      <w:pPr>
+        <w:pStyle w:val="NormalWeb"/>
+        <w:divId w:val="452747980"/>
         <w:rPr>
           <w:rFonts w:ascii="Calibri" w:hAnsi="Calibri" w:cs="Calibri"/>
           <w:color w:val="1A1A1A"/>
           <w:sz w:val="20"/>
           <w:szCs w:val="20"/>
         </w:rPr>
-        <w:t>hrooms, and balcony. Day/night lighting toggles from within the unit at any point.</w:t>
+      </w:pPr>
+      <w:r>
+        <w:rPr>
+          <w:rFonts w:ascii="Calibri" w:hAnsi="Calibri" w:cs="Calibri"/>
+          <w:color w:val="1A1A1A"/>
+          <w:sz w:val="20"/>
+          <w:szCs w:val="20"/>
+        </w:rPr>
+        <w:t>TwinMaq includes a built-in comparison tool allowing buyers and investors to evaluate multiple units side by side within a single interface. Comparison parameters include total built-up area (m²), room distribution and count, floor level, building orientation, unit type, view direction, and indicative pricing tier. The engine significantly shortens the decision-making cycle during investor events and sales meetings — providing a structured basis for choosing between units without requiring multiple separate platform sessions. The comparison view is printable and exportable as a PDF summary.</w:t>
       </w:r>
     </w:p>
     <w:p>
       <w:pPr>
         <w:pStyle w:val="Heading2"/>
-        <w:pageBreakBefore/>
-        <w:divId w:val="452747980"/>
-        <w:rPr>
-          <w:rFonts w:ascii="Calibri" w:eastAsia="Times New Roman" w:hAnsi="Calibri" w:cs="Calibri"/>
-        </w:rPr>
-      </w:pPr>
-      <w:r>
-        <w:rPr>
-          <w:rFonts w:ascii="Calibri" w:eastAsia="Times New Roman" w:hAnsi="Calibri" w:cs="Calibri"/>
-        </w:rPr>
-        <w:t>3.3 — Unit Comparison Engine</w:t>
+        <w:keepNext w:val="0"/>
+        <w:spacing w:before="80"/>
+        <w:divId w:val="1228608406"/>
+        <w:rPr>
+          <w:rFonts w:ascii="Calibri" w:eastAsia="Times New Roman" w:hAnsi="Calibri" w:cs="Calibri"/>
+        </w:rPr>
+      </w:pPr>
+      <w:r>
+        <w:rPr>
+          <w:rFonts w:ascii="Calibri" w:eastAsia="Times New Roman" w:hAnsi="Calibri" w:cs="Calibri"/>
+        </w:rPr>
+        <w:t>3.4 — 360° Panoramic Views</w:t>
       </w:r>
     </w:p>
     <w:p>
       <w:pPr>
         <w:pStyle w:val="NormalWeb"/>
-        <w:pageBreakBefore/>
-        <w:divId w:val="452747980"/>
+        <w:divId w:val="1228608406"/>
         <w:rPr>
           <w:rFonts w:ascii="Calibri" w:hAnsi="Calibri" w:cs="Calibri"/>
           <w:color w:val="1A1A1A"/>
@@ -4423,132 +4433,67 @@
           <w:sz w:val="20"/>
           <w:szCs w:val="20"/>
         </w:rPr>
-        <w:t>TwinMaq includes a built-in comparison tool allowing buyers and investors to evaluate multiple units side by side within a single interface. Comparison parameters include total built-up area (m²), room distribution and count, floor level, building orientation, unit type, view direction, and indicative pricing tier. The engine significantly shortens the decision-making cycle during investor events and sales meetings — providing a structured basis for choosing between units without requiring multiple separate</w:t>
-      </w:r>
-      <w:r>
+        <w:t>The platform provides full 360° panoramic imagery for both interior spaces and exterior areas. Buyers experience photorealistic views from within any unit type, from the podium level, rooftop amenity spaces, lobby areas, or any designated project hotspot — capturing ambient lighting, material reflections, and spatial depth with precision. Panoramic hotspots are numbered and accessible via the navigation panel, ensuring buyers move systematically through the project's key spaces. Each hotspot supports day/night mood switching.</w:t>
+      </w:r>
+    </w:p>
+    <w:p>
+      <w:pPr>
+        <w:pStyle w:val="Heading2"/>
+        <w:keepNext w:val="0"/>
+        <w:spacing w:before="80"/>
+        <w:divId w:val="1652519154"/>
+        <w:rPr>
+          <w:rFonts w:ascii="Calibri" w:eastAsia="Times New Roman" w:hAnsi="Calibri" w:cs="Calibri"/>
+        </w:rPr>
+      </w:pPr>
+      <w:r>
+        <w:rPr>
+          <w:rFonts w:ascii="Calibri" w:eastAsia="Times New Roman" w:hAnsi="Calibri" w:cs="Calibri"/>
+        </w:rPr>
+        <w:t>3.5 — Amenities &amp; Facilities Visualisation</w:t>
+      </w:r>
+    </w:p>
+    <w:p>
+      <w:pPr>
+        <w:pStyle w:val="NormalWeb"/>
+        <w:divId w:val="1652519154"/>
         <w:rPr>
           <w:rFonts w:ascii="Calibri" w:hAnsi="Calibri" w:cs="Calibri"/>
           <w:color w:val="1A1A1A"/>
           <w:sz w:val="20"/>
           <w:szCs w:val="20"/>
         </w:rPr>
-        <w:t xml:space="preserve"> platform sessions. The comparison view is printable and exportable as a PDF summary.</w:t>
+      </w:pPr>
+      <w:r>
+        <w:rPr>
+          <w:rFonts w:ascii="Calibri" w:hAnsi="Calibri" w:cs="Calibri"/>
+          <w:color w:val="1A1A1A"/>
+          <w:sz w:val="20"/>
+          <w:szCs w:val="20"/>
+        </w:rPr>
+        <w:t>All common areas and shared facilities are fully visualised within TwinMaq — not just listed. This includes swimming pools, gymnasium spaces, children's play areas, lobby and reception, podium gardens, parking levels, landscaped courtyards, retail zones, cinema rooms, prayer areas, and project-specific facilities confirmed at kickoff. Each amenity space is accessible via interactive hotspot pins on the masterplan and navigable through guided 360° panoramic walkthroughs or freeform 3D exploration — communicating the living environment as compellingly as the units themselves.</w:t>
       </w:r>
     </w:p>
     <w:p>
       <w:pPr>
         <w:pStyle w:val="Heading2"/>
-        <w:pageBreakBefore/>
-        <w:divId w:val="1228608406"/>
-        <w:rPr>
-          <w:rFonts w:ascii="Calibri" w:eastAsia="Times New Roman" w:hAnsi="Calibri" w:cs="Calibri"/>
-        </w:rPr>
-      </w:pPr>
-      <w:r>
-        <w:rPr>
-          <w:rFonts w:ascii="Calibri" w:eastAsia="Times New Roman" w:hAnsi="Calibri" w:cs="Calibri"/>
-        </w:rPr>
-        <w:t>3.4 — 360° Panoramic Views</w:t>
+        <w:keepNext w:val="0"/>
+        <w:spacing w:before="80"/>
+        <w:divId w:val="715010803"/>
+        <w:rPr>
+          <w:rFonts w:ascii="Calibri" w:eastAsia="Times New Roman" w:hAnsi="Calibri" w:cs="Calibri"/>
+        </w:rPr>
+      </w:pPr>
+      <w:r>
+        <w:rPr>
+          <w:rFonts w:ascii="Calibri" w:eastAsia="Times New Roman" w:hAnsi="Calibri" w:cs="Calibri"/>
+        </w:rPr>
+        <w:t>3.6 — Surrounding Context &amp; Location Intelligence</w:t>
       </w:r>
     </w:p>
     <w:p>
       <w:pPr>
         <w:pStyle w:val="NormalWeb"/>
-        <w:pageBreakBefore/>
-        <w:divId w:val="1228608406"/>
-        <w:rPr>
-          <w:rFonts w:ascii="Calibri" w:hAnsi="Calibri" w:cs="Calibri"/>
-          <w:color w:val="1A1A1A"/>
-          <w:sz w:val="20"/>
-          <w:szCs w:val="20"/>
-        </w:rPr>
-      </w:pPr>
-      <w:r>
-        <w:rPr>
-          <w:rFonts w:ascii="Calibri" w:hAnsi="Calibri" w:cs="Calibri"/>
-          <w:color w:val="1A1A1A"/>
-          <w:sz w:val="20"/>
-          <w:szCs w:val="20"/>
-        </w:rPr>
-        <w:t>The platform provides full 360° panoramic imagery for both inte</w:t>
-      </w:r>
-      <w:r>
-        <w:rPr>
-          <w:rFonts w:ascii="Calibri" w:hAnsi="Calibri" w:cs="Calibri"/>
-          <w:color w:val="1A1A1A"/>
-          <w:sz w:val="20"/>
-          <w:szCs w:val="20"/>
-        </w:rPr>
-        <w:t>rior spaces and exterior areas. Buyers experience photorealistic views from within any unit type, from the podium level, rooftop amenity spaces, lobby areas, or any designated project hotspot — capturing ambient lighting, material reflections, and spatial depth with precision. Panoramic hotspots are numbered and accessible via the navigation panel, ensuring buyers move systematically through the project's key spaces. Each hotspot supports day/night mood switching.</w:t>
-      </w:r>
-    </w:p>
-    <w:p>
-      <w:pPr>
-        <w:pStyle w:val="Heading2"/>
-        <w:pageBreakBefore/>
-        <w:divId w:val="1652519154"/>
-        <w:rPr>
-          <w:rFonts w:ascii="Calibri" w:eastAsia="Times New Roman" w:hAnsi="Calibri" w:cs="Calibri"/>
-        </w:rPr>
-      </w:pPr>
-      <w:r>
-        <w:rPr>
-          <w:rFonts w:ascii="Calibri" w:eastAsia="Times New Roman" w:hAnsi="Calibri" w:cs="Calibri"/>
-        </w:rPr>
-        <w:t>3.5 — Amenities &amp; Facilities Visualisation</w:t>
-      </w:r>
-    </w:p>
-    <w:p>
-      <w:pPr>
-        <w:pStyle w:val="NormalWeb"/>
-        <w:pageBreakBefore/>
-        <w:divId w:val="1652519154"/>
-        <w:rPr>
-          <w:rFonts w:ascii="Calibri" w:hAnsi="Calibri" w:cs="Calibri"/>
-          <w:color w:val="1A1A1A"/>
-          <w:sz w:val="20"/>
-          <w:szCs w:val="20"/>
-        </w:rPr>
-      </w:pPr>
-      <w:r>
-        <w:rPr>
-          <w:rFonts w:ascii="Calibri" w:hAnsi="Calibri" w:cs="Calibri"/>
-          <w:color w:val="1A1A1A"/>
-          <w:sz w:val="20"/>
-          <w:szCs w:val="20"/>
-        </w:rPr>
-        <w:t>All common areas and shared facilities are fully visualised within TwinMaq — not just listed. This includes swimming pools, gymnasium spaces, children's play areas, lobby and reception, podium gardens, parking levels, landscaped courtyards, retail zones, cinema rooms, prayer areas, and project-specific facilities confirmed at kickoff. Each amenity space is accessible via interactive hotspot pins on the masterplan and navigable through guided 360° panoramic walkthroughs or freeform 3D exploration — communica</w:t>
-      </w:r>
-      <w:r>
-        <w:rPr>
-          <w:rFonts w:ascii="Calibri" w:hAnsi="Calibri" w:cs="Calibri"/>
-          <w:color w:val="1A1A1A"/>
-          <w:sz w:val="20"/>
-          <w:szCs w:val="20"/>
-        </w:rPr>
-        <w:t>ting the living environment as compellingly as the units themselves.</w:t>
-      </w:r>
-    </w:p>
-    <w:p>
-      <w:pPr>
-        <w:pStyle w:val="Heading2"/>
-        <w:pageBreakBefore/>
-        <w:divId w:val="715010803"/>
-        <w:rPr>
-          <w:rFonts w:ascii="Calibri" w:eastAsia="Times New Roman" w:hAnsi="Calibri" w:cs="Calibri"/>
-        </w:rPr>
-      </w:pPr>
-      <w:r>
-        <w:rPr>
-          <w:rFonts w:ascii="Calibri" w:eastAsia="Times New Roman" w:hAnsi="Calibri" w:cs="Calibri"/>
-        </w:rPr>
-        <w:t>3.6 — Surrounding Context &amp; Location Intelligence</w:t>
-      </w:r>
-    </w:p>
-    <w:p>
-      <w:pPr>
-        <w:pStyle w:val="NormalWeb"/>
-        <w:pageBreakBefore/>
         <w:divId w:val="715010803"/>
         <w:rPr>
           <w:rFonts w:ascii="Calibri" w:hAnsi="Calibri" w:cs="Calibri"/>
@@ -4618,22 +4563,14 @@
           <w:sz w:val="20"/>
           <w:szCs w:val="20"/>
         </w:rPr>
-        <w:t xml:space="preserve"> </w:t>
-      </w:r>
-      <w:r>
-        <w:rPr>
-          <w:rFonts w:ascii="Calibri" w:hAnsi="Calibri" w:cs="Calibri"/>
-          <w:color w:val="1A1A1A"/>
-          <w:sz w:val="20"/>
-          <w:szCs w:val="20"/>
-        </w:rPr>
-        <w:t>with orbital camera, day/night toggle, and animated surroundings.</w:t>
+        <w:t xml:space="preserve"> with orbital camera, day/night toggle, and animated surroundings.</w:t>
       </w:r>
     </w:p>
     <w:p>
       <w:pPr>
         <w:pStyle w:val="Heading2"/>
-        <w:pageBreakBefore/>
+        <w:keepNext w:val="0"/>
+        <w:spacing w:before="80"/>
         <w:divId w:val="613945890"/>
         <w:rPr>
           <w:rFonts w:ascii="Calibri" w:eastAsia="Times New Roman" w:hAnsi="Calibri" w:cs="Calibri"/>
@@ -4649,7 +4586,6 @@
     <w:p>
       <w:pPr>
         <w:pStyle w:val="NormalWeb"/>
-        <w:pageBreakBefore/>
         <w:divId w:val="613945890"/>
         <w:rPr>
           <w:rFonts w:ascii="Calibri" w:hAnsi="Calibri" w:cs="Calibri"/>
@@ -4725,7 +4661,8 @@
     <w:p>
       <w:pPr>
         <w:pStyle w:val="Heading2"/>
-        <w:pageBreakBefore/>
+        <w:keepNext w:val="0"/>
+        <w:spacing w:before="80"/>
         <w:divId w:val="881749112"/>
         <w:rPr>
           <w:rFonts w:ascii="Calibri" w:eastAsia="Times New Roman" w:hAnsi="Calibri" w:cs="Calibri"/>
@@ -4741,7 +4678,6 @@
     <w:p>
       <w:pPr>
         <w:pStyle w:val="NormalWeb"/>
-        <w:pageBreakBefore/>
         <w:divId w:val="881749112"/>
         <w:rPr>
           <w:rFonts w:ascii="Calibri" w:hAnsi="Calibri" w:cs="Calibri"/>
@@ -4757,93 +4693,75 @@
           <w:sz w:val="20"/>
           <w:szCs w:val="20"/>
         </w:rPr>
-        <w:t xml:space="preserve">A core deliverable of TwinMaq is the production of complete, accurate AutoCAD 2D technical layouts for every modelled unit type — derived directly from the underlying 3D models, guaranteeing dimensional accuracy and full consistency with the visual platform experience. Each unit type is delivered as a clean, annotated DWG file with room labels in Arabic and English, dimension strings for all room widths and lengths, total built-up area callout, gross and net area breakdown, and standard Saudi architectural </w:t>
-      </w:r>
-      <w:r>
+        <w:t>A core deliverable of TwinMaq is the production of complete, accurate AutoCAD 2D technical layouts for every modelled unit type — derived directly from the underlying 3D models, guaranteeing dimensional accuracy and full consistency with the visual platform experience. Each unit type is delivered as a clean, annotated DWG file with room labels in Arabic and English, dimension strings for all room widths and lengths, total built-up area callout, gross and net area breakdown, and standard Saudi architectural drafting conventions. These drawings serve as both high-quality marketing floor plan assets for brochures and portal listings, and as precise technical references for interior designers, fit-out contractors, and buyers during the post-purchase documentation process.</w:t>
+      </w:r>
+    </w:p>
+    <w:p>
+      <w:pPr>
+        <w:pStyle w:val="Heading2"/>
+        <w:keepNext w:val="0"/>
+        <w:spacing w:before="80"/>
+        <w:divId w:val="1653674382"/>
+        <w:rPr>
+          <w:rFonts w:ascii="Calibri" w:eastAsia="Times New Roman" w:hAnsi="Calibri" w:cs="Calibri"/>
+        </w:rPr>
+      </w:pPr>
+      <w:r>
+        <w:rPr>
+          <w:rFonts w:ascii="Calibri" w:eastAsia="Times New Roman" w:hAnsi="Calibri" w:cs="Calibri"/>
+        </w:rPr>
+        <w:t>3.9 — Multilingual Interface &amp; Day / Night Mode</w:t>
+      </w:r>
+    </w:p>
+    <w:p>
+      <w:pPr>
+        <w:pStyle w:val="NormalWeb"/>
+        <w:divId w:val="1653674382"/>
         <w:rPr>
           <w:rFonts w:ascii="Calibri" w:hAnsi="Calibri" w:cs="Calibri"/>
           <w:color w:val="1A1A1A"/>
           <w:sz w:val="20"/>
           <w:szCs w:val="20"/>
         </w:rPr>
-        <w:t>drafting conventions. These drawings serve as both high-quality marketing floor plan assets for brochures and portal listings, and as precise technical references for interior designers, fit-out contractors, and buyers during the post-purchase documentation process.</w:t>
+      </w:pPr>
+      <w:r>
+        <w:rPr>
+          <w:rFonts w:ascii="Calibri" w:hAnsi="Calibri" w:cs="Calibri"/>
+          <w:color w:val="1A1A1A"/>
+          <w:sz w:val="20"/>
+          <w:szCs w:val="20"/>
+        </w:rPr>
+        <w:t>TwinMaq provides a fully bilingual Arabic and English interface. Arabic is the primary default — the platform is built RTL-first, not retrofitted. Right-to-left layout rendering is applied automatically and precisely: all navigation elements, labels, tooltips, and text overlays switch seamlessly when Arabic is selected. A unified day/night mode toggle switches the entire 3D environment — exterior, amenities, unit interiors, and panoramic views — between natural daylight and atmospheric evening lighting. Night mode is particularly effective for luxury residential marketing, creating an aspirational ambiance that resonates with high-net-worth buyers during evening presentations.</w:t>
       </w:r>
     </w:p>
     <w:p>
       <w:pPr>
         <w:pStyle w:val="Heading2"/>
-        <w:pageBreakBefore/>
-        <w:divId w:val="1653674382"/>
-        <w:rPr>
-          <w:rFonts w:ascii="Calibri" w:eastAsia="Times New Roman" w:hAnsi="Calibri" w:cs="Calibri"/>
-        </w:rPr>
-      </w:pPr>
-      <w:r>
-        <w:rPr>
-          <w:rFonts w:ascii="Calibri" w:eastAsia="Times New Roman" w:hAnsi="Calibri" w:cs="Calibri"/>
-        </w:rPr>
-        <w:t>3.9 — Multilingual Interface &amp; Day / Night Mode</w:t>
+        <w:keepNext w:val="0"/>
+        <w:spacing w:before="80"/>
+        <w:divId w:val="2012176634"/>
+        <w:rPr>
+          <w:rFonts w:ascii="Calibri" w:eastAsia="Times New Roman" w:hAnsi="Calibri" w:cs="Calibri"/>
+        </w:rPr>
+      </w:pPr>
+      <w:r>
+        <w:rPr>
+          <w:rFonts w:ascii="Calibri" w:eastAsia="Times New Roman" w:hAnsi="Calibri" w:cs="Calibri"/>
+        </w:rPr>
+        <w:t xml:space="preserve">3.10 — Materials &amp; Finishes Selector </w:t>
+      </w:r>
+      <w:r>
+        <w:rPr>
+          <w:rStyle w:val="Emphasis"/>
+          <w:rFonts w:ascii="Calibri" w:eastAsia="Times New Roman" w:hAnsi="Calibri" w:cs="Calibri"/>
+          <w:color w:val="C8982A"/>
+        </w:rPr>
+        <w:t>(TwinMaq Exclusive)</w:t>
       </w:r>
     </w:p>
     <w:p>
       <w:pPr>
         <w:pStyle w:val="NormalWeb"/>
-        <w:pageBreakBefore/>
-        <w:divId w:val="1653674382"/>
-        <w:rPr>
-          <w:rFonts w:ascii="Calibri" w:hAnsi="Calibri" w:cs="Calibri"/>
-          <w:color w:val="1A1A1A"/>
-          <w:sz w:val="20"/>
-          <w:szCs w:val="20"/>
-        </w:rPr>
-      </w:pPr>
-      <w:r>
-        <w:rPr>
-          <w:rFonts w:ascii="Calibri" w:hAnsi="Calibri" w:cs="Calibri"/>
-          <w:color w:val="1A1A1A"/>
-          <w:sz w:val="20"/>
-          <w:szCs w:val="20"/>
-        </w:rPr>
-        <w:t>TwinMaq provides a fully bilingual Arabic and English interface. Arabic is the primary default — the platform is built RTL-first, not retrofitted. Right-to-left layout rendering is applied automatically and precisely: all navigation elements, labels, tooltips, and text overlays switch seamlessly when Arabic is selected. A unified day/night mode toggle switches the entire 3D environment — exterior, amenities, unit interiors, and panoramic views — between natural daylight and atmospheric evening lighting. Nig</w:t>
-      </w:r>
-      <w:r>
-        <w:rPr>
-          <w:rFonts w:ascii="Calibri" w:hAnsi="Calibri" w:cs="Calibri"/>
-          <w:color w:val="1A1A1A"/>
-          <w:sz w:val="20"/>
-          <w:szCs w:val="20"/>
-        </w:rPr>
-        <w:t>ht mode is particularly effective for luxury residential marketing, creating an aspirational ambiance that resonates with high-net-worth buyers during evening presentations.</w:t>
-      </w:r>
-    </w:p>
-    <w:p>
-      <w:pPr>
-        <w:pStyle w:val="Heading2"/>
-        <w:pageBreakBefore/>
-        <w:divId w:val="2012176634"/>
-        <w:rPr>
-          <w:rFonts w:ascii="Calibri" w:eastAsia="Times New Roman" w:hAnsi="Calibri" w:cs="Calibri"/>
-        </w:rPr>
-      </w:pPr>
-      <w:r>
-        <w:rPr>
-          <w:rFonts w:ascii="Calibri" w:eastAsia="Times New Roman" w:hAnsi="Calibri" w:cs="Calibri"/>
-        </w:rPr>
-        <w:t xml:space="preserve">3.10 — Materials &amp; Finishes Selector </w:t>
-      </w:r>
-      <w:r>
-        <w:rPr>
-          <w:rStyle w:val="Emphasis"/>
-          <w:rFonts w:ascii="Calibri" w:eastAsia="Times New Roman" w:hAnsi="Calibri" w:cs="Calibri"/>
-          <w:color w:val="C8982A"/>
-        </w:rPr>
-        <w:t>(TwinMaq Exclusive)</w:t>
-      </w:r>
-    </w:p>
-    <w:p>
-      <w:pPr>
-        <w:pStyle w:val="NormalWeb"/>
-        <w:pageBreakBefore/>
         <w:divId w:val="2012176634"/>
         <w:rPr>
           <w:rFonts w:ascii="Calibri" w:hAnsi="Calibri" w:cs="Calibri"/>
@@ -4931,21 +4849,11 @@
           <w:sz w:val="20"/>
           <w:szCs w:val="20"/>
         </w:rPr>
-        <w:t xml:space="preserve"> (wall tiles, floor tiles, fixture colour — chrome, gold, or matte black). Selections preview instantly in the photorealistic 3D unit. Configurations save as a unique shareable link, and a PDF summary of chosen finishes can be exported for the sales office and</w:t>
-      </w:r>
-      <w:r>
-        <w:rPr>
-          <w:rFonts w:ascii="Calibri" w:hAnsi="Calibri" w:cs="Calibri"/>
-          <w:color w:val="1A1A1A"/>
-          <w:sz w:val="20"/>
-          <w:szCs w:val="20"/>
-        </w:rPr>
-        <w:t xml:space="preserve"> interior design team.</w:t>
-      </w:r>
-    </w:p>
-    <w:p>
-      <w:pPr>
-        <w:pageBreakBefore/>
+        <w:t xml:space="preserve"> (wall tiles, floor tiles, fixture colour — chrome, gold, or matte black). Selections preview instantly in the photorealistic 3D unit. Configurations save as a unique shareable link, and a PDF summary of chosen finishes can be exported for the sales office and interior design team.</w:t>
+      </w:r>
+    </w:p>
+    <w:p>
+      <w:pPr>
         <w:shd w:val="clear" w:color="auto" w:fill="EEF3F9"/>
         <w:divId w:val="139426130"/>
         <w:rPr>
@@ -4977,7 +4885,8 @@
     <w:p>
       <w:pPr>
         <w:pStyle w:val="Heading2"/>
-        <w:pageBreakBefore/>
+        <w:keepNext w:val="0"/>
+        <w:spacing w:before="80"/>
         <w:divId w:val="2107261793"/>
         <w:rPr>
           <w:rFonts w:ascii="Calibri" w:eastAsia="Times New Roman" w:hAnsi="Calibri" w:cs="Calibri"/>
@@ -4993,7 +4902,6 @@
     <w:p>
       <w:pPr>
         <w:pStyle w:val="NormalWeb"/>
-        <w:pageBreakBefore/>
         <w:divId w:val="2107261793"/>
         <w:rPr>
           <w:rFonts w:ascii="Calibri" w:hAnsi="Calibri" w:cs="Calibri"/>
@@ -5009,59 +4917,49 @@
           <w:sz w:val="20"/>
           <w:szCs w:val="20"/>
         </w:rPr>
-        <w:t>TwinMaq's built-in lead generation engine captures buyer interest at the most powerful moment — the instant they are viewing a specific unit. Registration fields (Full Name, Mobile Number, Email, Preferred Unit — pre-populated with the unit code, and a Notes field) are submitted in real time to the client's designated sales inbox and logged in the admin dashboard. Lead data is exportable as CSV for CRM import. The admin team views lead trends by unit, floor, and time period — giving the sales team qualified</w:t>
-      </w:r>
-      <w:r>
+        <w:t>TwinMaq's built-in lead generation engine captures buyer interest at the most powerful moment — the instant they are viewing a specific unit. Registration fields (Full Name, Mobile Number, Email, Preferred Unit — pre-populated with the unit code, and a Notes field) are submitted in real time to the client's designated sales inbox and logged in the admin dashboard. Lead data is exportable as CSV for CRM import. The admin team views lead trends by unit, floor, and time period — giving the sales team qualified, unit-specific prospects rather than generic website enquiries.</w:t>
+      </w:r>
+    </w:p>
+    <w:p>
+      <w:pPr>
+        <w:pStyle w:val="Heading2"/>
+        <w:keepNext w:val="0"/>
+        <w:spacing w:before="80"/>
+        <w:divId w:val="1859418967"/>
+        <w:rPr>
+          <w:rFonts w:ascii="Calibri" w:eastAsia="Times New Roman" w:hAnsi="Calibri" w:cs="Calibri"/>
+        </w:rPr>
+      </w:pPr>
+      <w:r>
+        <w:rPr>
+          <w:rFonts w:ascii="Calibri" w:eastAsia="Times New Roman" w:hAnsi="Calibri" w:cs="Calibri"/>
+        </w:rPr>
+        <w:t>3.12 — Admin Dashboard &amp; Platform Management</w:t>
+      </w:r>
+    </w:p>
+    <w:p>
+      <w:pPr>
+        <w:pStyle w:val="NormalWeb"/>
+        <w:divId w:val="1859418967"/>
         <w:rPr>
           <w:rFonts w:ascii="Calibri" w:hAnsi="Calibri" w:cs="Calibri"/>
           <w:color w:val="1A1A1A"/>
           <w:sz w:val="20"/>
           <w:szCs w:val="20"/>
         </w:rPr>
-        <w:t>, unit-specific prospects rather than generic website enquiries.</w:t>
-      </w:r>
-    </w:p>
-    <w:p>
-      <w:pPr>
-        <w:pStyle w:val="Heading2"/>
-        <w:pageBreakBefore/>
-        <w:divId w:val="1859418967"/>
-        <w:rPr>
-          <w:rFonts w:ascii="Calibri" w:eastAsia="Times New Roman" w:hAnsi="Calibri" w:cs="Calibri"/>
-        </w:rPr>
-      </w:pPr>
-      <w:r>
-        <w:rPr>
-          <w:rFonts w:ascii="Calibri" w:eastAsia="Times New Roman" w:hAnsi="Calibri" w:cs="Calibri"/>
-        </w:rPr>
-        <w:t>3.12 — Admin Dashboard &amp; Platform Management</w:t>
-      </w:r>
-    </w:p>
-    <w:p>
-      <w:pPr>
-        <w:pStyle w:val="NormalWeb"/>
-        <w:pageBreakBefore/>
-        <w:divId w:val="1859418967"/>
+      </w:pPr>
+      <w:r>
         <w:rPr>
           <w:rFonts w:ascii="Calibri" w:hAnsi="Calibri" w:cs="Calibri"/>
           <w:color w:val="1A1A1A"/>
           <w:sz w:val="20"/>
           <w:szCs w:val="20"/>
         </w:rPr>
-      </w:pPr>
-      <w:r>
-        <w:rPr>
-          <w:rFonts w:ascii="Calibri" w:hAnsi="Calibri" w:cs="Calibri"/>
-          <w:color w:val="1A1A1A"/>
-          <w:sz w:val="20"/>
-          <w:szCs w:val="20"/>
-        </w:rPr>
         <w:t>The TwinMaq admin dashboard gives the developer's team full, real-time control of the platform without needing to contact Design Zone for routine operations.</w:t>
       </w:r>
     </w:p>
     <w:p>
       <w:pPr>
-        <w:pageBreakBefore/>
         <w:numPr>
           <w:ilvl w:val="0"/>
           <w:numId w:val="2"/>
@@ -5096,7 +4994,6 @@
     </w:p>
     <w:p>
       <w:pPr>
-        <w:pageBreakBefore/>
         <w:numPr>
           <w:ilvl w:val="0"/>
           <w:numId w:val="2"/>
@@ -5131,7 +5028,6 @@
     </w:p>
     <w:p>
       <w:pPr>
-        <w:pageBreakBefore/>
         <w:numPr>
           <w:ilvl w:val="0"/>
           <w:numId w:val="2"/>
@@ -5166,7 +5062,6 @@
     </w:p>
     <w:p>
       <w:pPr>
-        <w:pageBreakBefore/>
         <w:numPr>
           <w:ilvl w:val="0"/>
           <w:numId w:val="2"/>
@@ -5201,7 +5096,6 @@
     </w:p>
     <w:p>
       <w:pPr>
-        <w:pageBreakBefore/>
         <w:numPr>
           <w:ilvl w:val="0"/>
           <w:numId w:val="2"/>
@@ -5236,7 +5130,6 @@
     </w:p>
     <w:p>
       <w:pPr>
-        <w:pageBreakBefore/>
         <w:numPr>
           <w:ilvl w:val="0"/>
           <w:numId w:val="2"/>
@@ -5271,7 +5164,6 @@
     </w:p>
     <w:p>
       <w:pPr>
-        <w:pageBreakBefore/>
         <w:shd w:val="clear" w:color="auto" w:fill="1A3A5C"/>
         <w:divId w:val="875889268"/>
         <w:rPr>
@@ -5300,7 +5192,7 @@
     <w:p>
       <w:pPr>
         <w:pStyle w:val="Heading1"/>
-        <w:pageBreakBefore/>
+        <w:keepNext w:val="0"/>
         <w:spacing w:before="100"/>
         <w:divId w:val="1345085890"/>
         <w:rPr>
@@ -5319,7 +5211,6 @@
     <w:p>
       <w:pPr>
         <w:pStyle w:val="NormalWeb"/>
-        <w:pageBreakBefore/>
         <w:divId w:val="1345085890"/>
         <w:rPr>
           <w:rFonts w:ascii="Calibri" w:hAnsi="Calibri" w:cs="Calibri"/>
@@ -5359,7 +5250,8 @@
     <w:p>
       <w:pPr>
         <w:pStyle w:val="Heading2"/>
-        <w:pageBreakBefore/>
+        <w:keepNext w:val="0"/>
+        <w:spacing w:before="80"/>
         <w:divId w:val="137378109"/>
         <w:rPr>
           <w:rFonts w:ascii="Calibri" w:eastAsia="Times New Roman" w:hAnsi="Calibri" w:cs="Calibri"/>
@@ -6243,7 +6135,8 @@
     <w:p>
       <w:pPr>
         <w:pStyle w:val="Heading2"/>
-        <w:pageBreakBefore/>
+        <w:keepNext w:val="0"/>
+        <w:spacing w:before="80"/>
         <w:divId w:val="1742756578"/>
         <w:rPr>
           <w:rFonts w:ascii="Calibri" w:eastAsia="Times New Roman" w:hAnsi="Calibri" w:cs="Calibri"/>
@@ -7127,7 +7020,8 @@
     <w:p>
       <w:pPr>
         <w:pStyle w:val="Heading2"/>
-        <w:pageBreakBefore/>
+        <w:keepNext w:val="0"/>
+        <w:spacing w:before="80"/>
         <w:divId w:val="1801269229"/>
         <w:rPr>
           <w:rFonts w:ascii="Calibri" w:eastAsia="Times New Roman" w:hAnsi="Calibri" w:cs="Calibri"/>
@@ -8010,7 +7904,6 @@
     </w:tbl>
     <w:p>
       <w:pPr>
-        <w:pageBreakBefore/>
         <w:shd w:val="clear" w:color="auto" w:fill="EEF3F9"/>
         <w:divId w:val="1021929605"/>
         <w:rPr>
@@ -8036,21 +7929,11 @@
           <w:sz w:val="19"/>
           <w:szCs w:val="19"/>
         </w:rPr>
-        <w:t xml:space="preserve"> </w:t>
-      </w:r>
-      <w:r>
-        <w:rPr>
-          <w:rFonts w:ascii="Calibri" w:eastAsia="Times New Roman" w:hAnsi="Calibri" w:cs="Calibri"/>
-          <w:color w:val="1A1A1A"/>
-          <w:sz w:val="19"/>
-          <w:szCs w:val="19"/>
-        </w:rPr>
-        <w:t xml:space="preserve">If 3D models are not supplied by the client, Design Zone builds them from CAD files — adding approximately 2 working days per unit type to the delivery timeline. All 3D-related inputs must be fully finalised before project commencement. Post-start changes are treated as scope additions and priced accordingly. </w:t>
-      </w:r>
-    </w:p>
-    <w:p>
-      <w:pPr>
-        <w:pageBreakBefore/>
+        <w:t xml:space="preserve"> If 3D models are not supplied by the client, Design Zone builds them from CAD files — adding approximately 2 working days per unit type to the delivery timeline. All 3D-related inputs must be fully finalised before project commencement. Post-start changes are treated as scope additions and priced accordingly. </w:t>
+      </w:r>
+    </w:p>
+    <w:p>
+      <w:pPr>
         <w:shd w:val="clear" w:color="auto" w:fill="1A3A5C"/>
         <w:divId w:val="48500916"/>
         <w:rPr>
@@ -8079,7 +7962,7 @@
     <w:p>
       <w:pPr>
         <w:pStyle w:val="Heading1"/>
-        <w:pageBreakBefore/>
+        <w:keepNext w:val="0"/>
         <w:spacing w:before="100"/>
         <w:divId w:val="1277442542"/>
         <w:rPr>
@@ -8098,7 +7981,6 @@
     <w:p>
       <w:pPr>
         <w:pStyle w:val="NormalWeb"/>
-        <w:pageBreakBefore/>
         <w:divId w:val="1277442542"/>
         <w:rPr>
           <w:rFonts w:ascii="Calibri" w:hAnsi="Calibri" w:cs="Calibri"/>
@@ -8137,7 +8019,6 @@
     </w:p>
     <w:p>
       <w:pPr>
-        <w:pageBreakBefore/>
         <w:shd w:val="clear" w:color="auto" w:fill="F7FBFF"/>
         <w:divId w:val="1571236663"/>
         <w:rPr>
@@ -8163,7 +8044,6 @@
     </w:p>
     <w:p>
       <w:pPr>
-        <w:pageBreakBefore/>
         <w:shd w:val="clear" w:color="auto" w:fill="F7FBFF"/>
         <w:divId w:val="79252830"/>
         <w:rPr>
@@ -8194,7 +8074,6 @@
     </w:p>
     <w:p>
       <w:pPr>
-        <w:pageBreakBefore/>
         <w:numPr>
           <w:ilvl w:val="0"/>
           <w:numId w:val="3"/>
@@ -8221,7 +8100,6 @@
     </w:p>
     <w:p>
       <w:pPr>
-        <w:pageBreakBefore/>
         <w:numPr>
           <w:ilvl w:val="0"/>
           <w:numId w:val="3"/>
@@ -8248,7 +8126,6 @@
     </w:p>
     <w:p>
       <w:pPr>
-        <w:pageBreakBefore/>
         <w:numPr>
           <w:ilvl w:val="0"/>
           <w:numId w:val="3"/>
@@ -8275,7 +8152,6 @@
     </w:p>
     <w:p>
       <w:pPr>
-        <w:pageBreakBefore/>
         <w:numPr>
           <w:ilvl w:val="0"/>
           <w:numId w:val="3"/>
@@ -8302,7 +8178,6 @@
     </w:p>
     <w:p>
       <w:pPr>
-        <w:pageBreakBefore/>
         <w:shd w:val="clear" w:color="auto" w:fill="F7FBFF"/>
         <w:divId w:val="558322093"/>
         <w:rPr>
@@ -8328,7 +8203,6 @@
     </w:p>
     <w:p>
       <w:pPr>
-        <w:pageBreakBefore/>
         <w:shd w:val="clear" w:color="auto" w:fill="F7FBFF"/>
         <w:divId w:val="1744791319"/>
         <w:rPr>
@@ -8350,7 +8224,6 @@
     </w:p>
     <w:p>
       <w:pPr>
-        <w:pageBreakBefore/>
         <w:numPr>
           <w:ilvl w:val="0"/>
           <w:numId w:val="4"/>
@@ -8377,7 +8250,6 @@
     </w:p>
     <w:p>
       <w:pPr>
-        <w:pageBreakBefore/>
         <w:numPr>
           <w:ilvl w:val="0"/>
           <w:numId w:val="4"/>
@@ -8404,7 +8276,6 @@
     </w:p>
     <w:p>
       <w:pPr>
-        <w:pageBreakBefore/>
         <w:numPr>
           <w:ilvl w:val="0"/>
           <w:numId w:val="4"/>
@@ -8431,7 +8302,6 @@
     </w:p>
     <w:p>
       <w:pPr>
-        <w:pageBreakBefore/>
         <w:numPr>
           <w:ilvl w:val="0"/>
           <w:numId w:val="4"/>
@@ -8458,7 +8328,6 @@
     </w:p>
     <w:p>
       <w:pPr>
-        <w:pageBreakBefore/>
         <w:numPr>
           <w:ilvl w:val="0"/>
           <w:numId w:val="4"/>
@@ -8485,7 +8354,6 @@
     </w:p>
     <w:p>
       <w:pPr>
-        <w:pageBreakBefore/>
         <w:numPr>
           <w:ilvl w:val="0"/>
           <w:numId w:val="4"/>
@@ -8512,7 +8380,6 @@
     </w:p>
     <w:p>
       <w:pPr>
-        <w:pageBreakBefore/>
         <w:numPr>
           <w:ilvl w:val="0"/>
           <w:numId w:val="4"/>
@@ -8539,7 +8406,6 @@
     </w:p>
     <w:p>
       <w:pPr>
-        <w:pageBreakBefore/>
         <w:numPr>
           <w:ilvl w:val="0"/>
           <w:numId w:val="4"/>
@@ -8567,7 +8433,6 @@
     </w:p>
     <w:p>
       <w:pPr>
-        <w:pageBreakBefore/>
         <w:shd w:val="clear" w:color="auto" w:fill="F7FBFF"/>
         <w:divId w:val="96562832"/>
         <w:rPr>
@@ -8593,7 +8458,6 @@
     </w:p>
     <w:p>
       <w:pPr>
-        <w:pageBreakBefore/>
         <w:shd w:val="clear" w:color="auto" w:fill="F7FBFF"/>
         <w:divId w:val="1139229944"/>
         <w:rPr>
@@ -8624,7 +8488,6 @@
     </w:p>
     <w:p>
       <w:pPr>
-        <w:pageBreakBefore/>
         <w:numPr>
           <w:ilvl w:val="0"/>
           <w:numId w:val="5"/>
@@ -8651,7 +8514,6 @@
     </w:p>
     <w:p>
       <w:pPr>
-        <w:pageBreakBefore/>
         <w:numPr>
           <w:ilvl w:val="0"/>
           <w:numId w:val="5"/>
@@ -8678,7 +8540,6 @@
     </w:p>
     <w:p>
       <w:pPr>
-        <w:pageBreakBefore/>
         <w:numPr>
           <w:ilvl w:val="0"/>
           <w:numId w:val="5"/>
@@ -8705,7 +8566,6 @@
     </w:p>
     <w:p>
       <w:pPr>
-        <w:pageBreakBefore/>
         <w:numPr>
           <w:ilvl w:val="0"/>
           <w:numId w:val="5"/>
@@ -8732,7 +8592,6 @@
     </w:p>
     <w:p>
       <w:pPr>
-        <w:pageBreakBefore/>
         <w:numPr>
           <w:ilvl w:val="0"/>
           <w:numId w:val="5"/>
@@ -8759,7 +8618,6 @@
     </w:p>
     <w:p>
       <w:pPr>
-        <w:pageBreakBefore/>
         <w:numPr>
           <w:ilvl w:val="0"/>
           <w:numId w:val="5"/>
@@ -8786,7 +8644,6 @@
     </w:p>
     <w:p>
       <w:pPr>
-        <w:pageBreakBefore/>
         <w:numPr>
           <w:ilvl w:val="0"/>
           <w:numId w:val="5"/>
@@ -8813,7 +8670,6 @@
     </w:p>
     <w:p>
       <w:pPr>
-        <w:pageBreakBefore/>
         <w:numPr>
           <w:ilvl w:val="0"/>
           <w:numId w:val="5"/>
@@ -8840,7 +8696,6 @@
     </w:p>
     <w:p>
       <w:pPr>
-        <w:pageBreakBefore/>
         <w:numPr>
           <w:ilvl w:val="0"/>
           <w:numId w:val="5"/>
@@ -8868,7 +8723,6 @@
     </w:p>
     <w:p>
       <w:pPr>
-        <w:pageBreakBefore/>
         <w:shd w:val="clear" w:color="auto" w:fill="F7FBFF"/>
         <w:divId w:val="555165450"/>
         <w:rPr>
@@ -8894,7 +8748,6 @@
     </w:p>
     <w:p>
       <w:pPr>
-        <w:pageBreakBefore/>
         <w:shd w:val="clear" w:color="auto" w:fill="F7FBFF"/>
         <w:divId w:val="1347828946"/>
         <w:rPr>
@@ -8925,7 +8778,6 @@
     </w:p>
     <w:p>
       <w:pPr>
-        <w:pageBreakBefore/>
         <w:numPr>
           <w:ilvl w:val="0"/>
           <w:numId w:val="6"/>
@@ -8952,7 +8804,6 @@
     </w:p>
     <w:p>
       <w:pPr>
-        <w:pageBreakBefore/>
         <w:numPr>
           <w:ilvl w:val="0"/>
           <w:numId w:val="6"/>
@@ -8979,7 +8830,6 @@
     </w:p>
     <w:p>
       <w:pPr>
-        <w:pageBreakBefore/>
         <w:numPr>
           <w:ilvl w:val="0"/>
           <w:numId w:val="6"/>
@@ -9006,7 +8856,6 @@
     </w:p>
     <w:p>
       <w:pPr>
-        <w:pageBreakBefore/>
         <w:numPr>
           <w:ilvl w:val="0"/>
           <w:numId w:val="6"/>
@@ -9033,7 +8882,6 @@
     </w:p>
     <w:p>
       <w:pPr>
-        <w:pageBreakBefore/>
         <w:numPr>
           <w:ilvl w:val="0"/>
           <w:numId w:val="6"/>
@@ -9060,7 +8908,6 @@
     </w:p>
     <w:p>
       <w:pPr>
-        <w:pageBreakBefore/>
         <w:numPr>
           <w:ilvl w:val="0"/>
           <w:numId w:val="6"/>
@@ -9088,7 +8935,8 @@
     <w:p>
       <w:pPr>
         <w:pStyle w:val="Heading2"/>
-        <w:pageBreakBefore/>
+        <w:keepNext w:val="0"/>
+        <w:spacing w:before="80"/>
         <w:divId w:val="568229871"/>
         <w:rPr>
           <w:rFonts w:ascii="Calibri" w:eastAsia="Times New Roman" w:hAnsi="Calibri" w:cs="Calibri"/>
@@ -10101,7 +9949,6 @@
     </w:tbl>
     <w:p>
       <w:pPr>
-        <w:pageBreakBefore/>
         <w:jc w:val="center"/>
         <w:divId w:val="406540152"/>
         <w:rPr>
